--- a/JAC Intro Letter.docx
+++ b/JAC Intro Letter.docx
@@ -338,7 +338,7 @@
           <w:sz w:val="24"/>
           <w:szCs w:val="24"/>
         </w:rPr>
-        <w:t>e Pilot Butte sector.</w:t>
+        <w:t>e Pilot sector.</w:t>
       </w:r>
     </w:p>
     <w:p>
@@ -361,7 +361,40 @@
           <w:szCs w:val="24"/>
           <w:u w:val="single"/>
         </w:rPr>
-        <w:t>2. OBJECTIVE: Pilot Sector</w:t>
+        <w:t>2. OBJECTIVE</w:t>
+      </w:r>
+      <w:r>
+        <w:rPr>
+          <w:rFonts w:ascii="Courier New" w:hAnsi="Courier New" w:cs="Courier New"/>
+          <w:i/>
+          <w:iCs/>
+          <w:sz w:val="24"/>
+          <w:szCs w:val="24"/>
+          <w:u w:val="single"/>
+        </w:rPr>
+        <w:t xml:space="preserve"> S</w:t>
+      </w:r>
+      <w:r>
+        <w:rPr>
+          <w:rFonts w:ascii="Courier New" w:hAnsi="Courier New" w:cs="Courier New"/>
+          <w:i/>
+          <w:iCs/>
+          <w:sz w:val="24"/>
+          <w:szCs w:val="24"/>
+          <w:u w:val="single"/>
+        </w:rPr>
+        <w:t>IERRA</w:t>
+      </w:r>
+      <w:r>
+        <w:rPr>
+          <w:rFonts w:ascii="Courier New" w:hAnsi="Courier New" w:cs="Courier New"/>
+          <w:i/>
+          <w:iCs/>
+          <w:sz w:val="24"/>
+          <w:szCs w:val="24"/>
+          <w:u w:val="single"/>
+        </w:rPr>
+        <w:t>:</w:t>
       </w:r>
     </w:p>
     <w:p>
@@ -402,16 +435,7 @@
           <w:sz w:val="24"/>
           <w:szCs w:val="24"/>
         </w:rPr>
-        <w:t xml:space="preserve">codenamed </w:t>
-      </w:r>
-      <w:proofErr w:type="spellStart"/>
-      <w:r>
-        <w:rPr>
-          <w:rFonts w:ascii="Courier New" w:hAnsi="Courier New" w:cs="Courier New"/>
-          <w:sz w:val="24"/>
-          <w:szCs w:val="24"/>
-        </w:rPr>
-        <w:t>P</w:t>
+        <w:t>codenamed P</w:t>
       </w:r>
       <w:r>
         <w:rPr>
@@ -429,7 +453,6 @@
         </w:rPr>
         <w:t>ECoNe</w:t>
       </w:r>
-      <w:proofErr w:type="spellEnd"/>
       <w:r>
         <w:rPr>
           <w:rFonts w:ascii="Courier New" w:hAnsi="Courier New" w:cs="Courier New"/>
@@ -462,7 +485,6 @@
         </w:rPr>
         <w:t xml:space="preserve">The recovered </w:t>
       </w:r>
-      <w:proofErr w:type="spellStart"/>
       <w:r>
         <w:rPr>
           <w:rFonts w:ascii="Courier New" w:hAnsi="Courier New" w:cs="Courier New"/>
@@ -471,7 +493,6 @@
         </w:rPr>
         <w:t>PinECoNe</w:t>
       </w:r>
-      <w:proofErr w:type="spellEnd"/>
       <w:r>
         <w:rPr>
           <w:rFonts w:ascii="Courier New" w:hAnsi="Courier New" w:cs="Courier New"/>
@@ -566,23 +587,15 @@
           <w:sz w:val="24"/>
           <w:szCs w:val="24"/>
         </w:rPr>
-        <w:t xml:space="preserve">The </w:t>
-      </w:r>
-      <w:r>
-        <w:rPr>
-          <w:rFonts w:ascii="Courier New" w:hAnsi="Courier New" w:cs="Courier New"/>
-          <w:sz w:val="24"/>
-          <w:szCs w:val="24"/>
-        </w:rPr>
-        <w:t>network</w:t>
-      </w:r>
-      <w:r>
-        <w:rPr>
-          <w:rFonts w:ascii="Courier New" w:hAnsi="Courier New" w:cs="Courier New"/>
-          <w:sz w:val="24"/>
-          <w:szCs w:val="24"/>
-        </w:rPr>
-        <w:t xml:space="preserve"> is currently</w:t>
+        <w:t>We are</w:t>
+      </w:r>
+      <w:r>
+        <w:rPr>
+          <w:rFonts w:ascii="Courier New" w:hAnsi="Courier New" w:cs="Courier New"/>
+          <w:sz w:val="24"/>
+          <w:szCs w:val="24"/>
+        </w:rPr>
+        <w:t xml:space="preserve"> currently</w:t>
       </w:r>
       <w:r>
         <w:rPr>
@@ -686,6 +699,14 @@
           <w:sz w:val="24"/>
           <w:szCs w:val="24"/>
         </w:rPr>
+        <w:t xml:space="preserve"> the</w:t>
+      </w:r>
+      <w:r>
+        <w:rPr>
+          <w:rFonts w:ascii="Courier New" w:hAnsi="Courier New" w:cs="Courier New"/>
+          <w:sz w:val="24"/>
+          <w:szCs w:val="24"/>
+        </w:rPr>
         <w:t xml:space="preserve"> PIN.</w:t>
       </w:r>
       <w:r>
@@ -694,7 +715,23 @@
           <w:sz w:val="24"/>
           <w:szCs w:val="24"/>
         </w:rPr>
-        <w:t xml:space="preserve"> The </w:t>
+        <w:t xml:space="preserve"> The</w:t>
+      </w:r>
+      <w:r>
+        <w:rPr>
+          <w:rFonts w:ascii="Courier New" w:hAnsi="Courier New" w:cs="Courier New"/>
+          <w:sz w:val="24"/>
+          <w:szCs w:val="24"/>
+        </w:rPr>
+        <w:t xml:space="preserve"> clues for the</w:t>
+      </w:r>
+      <w:r>
+        <w:rPr>
+          <w:rFonts w:ascii="Courier New" w:hAnsi="Courier New" w:cs="Courier New"/>
+          <w:sz w:val="24"/>
+          <w:szCs w:val="24"/>
+        </w:rPr>
+        <w:t xml:space="preserve"> </w:t>
       </w:r>
       <w:r>
         <w:rPr>
@@ -1099,22 +1136,14 @@
       <w:rPr>
         <w:color w:val="AEAAAA" w:themeColor="background2" w:themeShade="BF"/>
       </w:rPr>
-      <w:t xml:space="preserve">: </w:t>
+      <w:t xml:space="preserve">: Agent—be careful with the </w:t>
     </w:r>
-    <w:r>
-      <w:rPr>
-        <w:color w:val="AEAAAA" w:themeColor="background2" w:themeShade="BF"/>
-      </w:rPr>
-      <w:t xml:space="preserve">Agent—be careful with the </w:t>
-    </w:r>
-    <w:proofErr w:type="spellStart"/>
     <w:r>
       <w:rPr>
         <w:color w:val="AEAAAA" w:themeColor="background2" w:themeShade="BF"/>
       </w:rPr>
       <w:t>PinECoNe</w:t>
     </w:r>
-    <w:proofErr w:type="spellEnd"/>
     <w:r>
       <w:rPr>
         <w:color w:val="AEAAAA" w:themeColor="background2" w:themeShade="BF"/>
@@ -1195,6 +1224,7 @@
         </v:shapetype>
         <v:shape id="WordPictureWatermark677824907" o:spid="_x0000_s2054" type="#_x0000_t75" style="position:absolute;margin-left:0;margin-top:0;width:467.9pt;height:491.55pt;z-index:-251645952;mso-position-horizontal:center;mso-position-horizontal-relative:margin;mso-position-vertical:center;mso-position-vertical-relative:margin" o:allowincell="f">
           <v:imagedata r:id="rId1" o:title="Asset 1@1080" gain="19661f" blacklevel="22938f"/>
+          <w10:wrap anchorx="margin" anchory="margin"/>
         </v:shape>
       </w:pict>
     </w:r>
@@ -1243,6 +1273,7 @@
         </v:shapetype>
         <v:shape id="WordPictureWatermark677824908" o:spid="_x0000_s2055" type="#_x0000_t75" style="position:absolute;left:0;text-align:left;margin-left:0;margin-top:0;width:467.9pt;height:491.55pt;z-index:-251644928;mso-position-horizontal:center;mso-position-horizontal-relative:margin;mso-position-vertical:center;mso-position-vertical-relative:margin" o:allowincell="f">
           <v:imagedata r:id="rId1" o:title="Asset 1@1080" gain="19661f" blacklevel="22938f"/>
+          <w10:wrap anchorx="margin" anchory="margin"/>
         </v:shape>
       </w:pict>
     </w:r>
@@ -1538,6 +1569,7 @@
         </v:shapetype>
         <v:shape id="WordPictureWatermark677824906" o:spid="_x0000_s2053" type="#_x0000_t75" style="position:absolute;margin-left:0;margin-top:0;width:467.9pt;height:491.55pt;z-index:-251646976;mso-position-horizontal:center;mso-position-horizontal-relative:margin;mso-position-vertical:center;mso-position-vertical-relative:margin" o:allowincell="f">
           <v:imagedata r:id="rId1" o:title="Asset 1@1080" gain="19661f" blacklevel="22938f"/>
+          <w10:wrap anchorx="margin" anchory="margin"/>
         </v:shape>
       </w:pict>
     </w:r>
